--- a/papers/EDEM_Paper_B_v73.docx
+++ b/papers/EDEM_Paper_B_v73.docx
@@ -61,7 +61,7 @@
           <w:sz w:val="22"/>
           <w:szCs w:val="22"/>
         </w:rPr>
-        <w:t xml:space="preserve">We present the particle sector of the Entropic Discrete Emergence Model (EDEM), a physical framework in which elementary particles are metastable frozen-eddy configurations in a {2,3,5,7}-smooth discrete Minkowski lattice, and the Standard Model structure is the mathematical consequence of five explicit physical postulates. From a single empirical input K = m_top = 172,570 MeV, the framework derives the masses of all ten charged SM fermions, the masses of all ten charged SM fermions from a single calibration (under P2); the electroweak and strong couplings as postulated consequences of P4 verified numerically; and the three PMNS neutrino mixing angles derived analytically under P5 with zero free parameters. The central physical claim — stated as a falsifiable postulate — is that the PMNS mixing matrix is the rotation between the cooperative-fiber basis of the charged leptons and the propagating-mode basis of the neutrino mass eigenstates, both fixed by independent structural theorems with no free parameters.</w:t>
+        <w:t xml:space="preserve">We present the particle sector of the Entropy Driven Expansion Model (EDEM), a physical framework in which elementary particles are metastable frozen-eddy configurations in a {2,3,5,7}-smooth discrete Minkowski lattice, and the Standard Model structure is the mathematical consequence of five explicit physical postulates. From a single empirical input K = m_top = 172,570 MeV, the framework derives the masses of all ten charged SM fermions, the masses of all ten charged SM fermions from a single calibration (under P2); the electroweak and strong couplings as postulated consequences of P4 verified numerically; and the three PMNS neutrino mixing angles derived analytically under P5 with zero free parameters. The central physical claim — stated as a falsifiable postulate — is that the PMNS mixing matrix is the rotation between the cooperative-fiber basis of the charged leptons and the propagating-mode basis of the neutrino mass eigenstates, both fixed by independent structural theorems with no free parameters.</w:t>
       </w:r>
     </w:p>
     <w:p>

--- a/papers/EDEM_Paper_B_v73.docx
+++ b/papers/EDEM_Paper_B_v73.docx
@@ -6411,7 +6411,7 @@
                 <w:sz w:val="20"/>
                 <w:szCs w:val="20"/>
               </w:rPr>
-              <w:t xml:space="preserve">1/(σ²g) = 1/45</w:t>
+              <w:t xml:space="preserve">1/(p₂²g) = 1/45</w:t>
             </w:r>
           </w:p>
         </w:tc>
@@ -6830,7 +6830,7 @@
           <w:sz w:val="22"/>
           <w:szCs w:val="22"/>
         </w:rPr>
-        <w:t xml:space="preserve">The neutrino mass eigenstate basis is fixed by the Box_disc propagator restricted to the unique monotone {2,3}-smooth path from τ²=4 to τ²σ²=36:</w:t>
+        <w:t xml:space="preserve">The neutrino mass eigenstate basis is fixed by the Box_disc propagator restricted to the unique monotone {2,3}-smooth path from τ²=4 to τ²p₂²=36:</w:t>
       </w:r>
     </w:p>
     <w:p>
@@ -6844,7 +6844,7 @@
           <w:sz w:val="22"/>
           <w:szCs w:val="22"/>
         </w:rPr>
-        <w:t xml:space="preserve">4  →  12  →  36     (each step ×σ = ×3)</w:t>
+        <w:t xml:space="preserve">4  →  12  →  36     (each step ×p₂ = ×3)</w:t>
       </w:r>
     </w:p>
     <w:p>
@@ -7010,7 +7010,7 @@
           <w:sz w:val="22"/>
           <w:szCs w:val="22"/>
         </w:rPr>
-        <w:t xml:space="preserve">The τ-lepton carries path weight w_τ = τ²g = 20. The μ-lepton carries w_μ = τ²n_null = 24. From T_SPATIAL_SUM (σ²g = r_p+τ = 45) and the partition identity w_τ+w_μ = 44 = r_p+1:</w:t>
+        <w:t xml:space="preserve">The τ-lepton carries path weight w_τ = τ²g = 20. The μ-lepton carries w_μ = τ²n_null = 24. From T_SPATIAL_SUM (p₂²g = r_p+τ = 45) and the partition identity w_τ+w_μ = 44 = r_p+1:</w:t>
       </w:r>
     </w:p>
     <w:p>
@@ -7024,7 +7024,7 @@
           <w:sz w:val="22"/>
           <w:szCs w:val="22"/>
         </w:rPr>
-        <w:t xml:space="preserve">w_e = σ²g − (w_τ+w_μ) = 45 − 44 = 1 = τ−1</w:t>
+        <w:t xml:space="preserve">w_e = p₂²g − (w_τ+w_μ) = 45 − 44 = 1 = τ−1</w:t>
       </w:r>
     </w:p>
     <w:p>
@@ -7290,7 +7290,7 @@
                 <w:sz w:val="20"/>
                 <w:szCs w:val="20"/>
               </w:rPr>
-              <w:t xml:space="preserve">1/(σ²g) = 1/45</w:t>
+              <w:t xml:space="preserve">1/(p₂²g) = 1/45</w:t>
             </w:r>
           </w:p>
         </w:tc>
@@ -7427,7 +7427,7 @@
                 <w:sz w:val="20"/>
                 <w:szCs w:val="20"/>
               </w:rPr>
-              <w:t xml:space="preserve">τ²n_null/(σ²g) = 8/15</w:t>
+              <w:t xml:space="preserve">τ²n_null/(p₂²g) = 8/15</w:t>
             </w:r>
           </w:p>
         </w:tc>
@@ -7564,7 +7564,7 @@
                 <w:sz w:val="20"/>
                 <w:szCs w:val="20"/>
               </w:rPr>
-              <w:t xml:space="preserve">τ²/σ² = 4/9</w:t>
+              <w:t xml:space="preserve">τ²/p₂² = 4/9</w:t>
             </w:r>
           </w:p>
         </w:tc>
@@ -7825,7 +7825,7 @@
           <w:sz w:val="22"/>
           <w:szCs w:val="22"/>
         </w:rPr>
-        <w:t xml:space="preserve">g^{Φ₆(g)} ≡ −1 (mod r_p). Proof in four arithmetic steps: (i) g^σ+σ = τ^{p₄} (5³+3=128=2⁷); (ii) τ^{p₄}+1 = σ×r_p (129=3×43); (iii) g^σ ≡ −τ² (mod r_p); (iv) ord_{r_p}(τ)=2p₄=14 forces g^{Φ₆(g)} ≡ −1. Note: Φ₆(g)=21=σ×p₄ is composite; g=5 is the unique epoch prime whose Φ₆ value exits the prime tower. ∎</w:t>
+        <w:t xml:space="preserve">g^{Φ₆(g)} ≡ −1 (mod r_p). Proof in four arithmetic steps: (i) g^p₂+p₂ = τ^{p₄} (5³+3=128=2⁷); (ii) τ^{p₄}+1 = p₂×r_p (129=3×43); (iii) g^p₂ ≡ −τ² (mod r_p); (iv) ord_{r_p}(τ)=2p₄=14 forces g^{Φ₆(g)} ≡ −1. Note: Φ₆(g)=21=p₂×p₄ is composite; g=5 is the unique epoch prime whose Φ₆ value exits the prime tower. ∎</w:t>
       </w:r>
     </w:p>
     <w:p>
@@ -7878,7 +7878,7 @@
           <w:sz w:val="22"/>
           <w:szCs w:val="22"/>
         </w:rPr>
-        <w:t xml:space="preserve">The amplitude U_τ3 = τ/σ = 2/3 is algebraically forced by the sector formulas. The same ratio appears in the propagator decay constant α = ½ + log_σ(τ) = ½ + log₃(2). The PMNS mixing and the propagator decay are governed by the same Minkowski temporal-spatial imbalance τ/σ — both are consequences of P1, manifested in the unique path 4→12→36.</w:t>
+        <w:t xml:space="preserve">The amplitude U_τ3 = τ/p₂ = 2/3 is algebraically forced by the sector formulas. The same ratio appears in the propagator decay constant α = ½ + log_{p₂}(τ) = ½ + log₃(2). The PMNS mixing and the propagator decay are governed by the same Minkowski temporal-spatial imbalance τ/p₂ — both are consequences of P1, manifested in the unique path 4→12→36.</w:t>
       </w:r>
     </w:p>
     <w:p>
@@ -7908,7 +7908,7 @@
           <w:sz w:val="22"/>
           <w:szCs w:val="22"/>
         </w:rPr>
-        <w:t xml:space="preserve">The predictions of P5 are structurally rigid. Varying r_τ by ±1 moves max|pull| to ≥1.6σ; varying D_null by ±1 moves it to ≥2.2σ; varying σ²g by ±1 moves it to ≥0.7σ. Among 104 ordered epoch prime triples {τ&lt;σ&lt;g}, only {2,3,5} achieves max|pull| &lt; 1σ. The match is specific to the values forced by Axiom M and Theorem Y — not tunable parameters.</w:t>
+        <w:t xml:space="preserve">The predictions of P5 are structurally rigid. Varying r_τ by ±1 moves max|pull| to ≥1.6σ; varying D_null by ±1 moves it to ≥2.2σ; varying p₂²g by ±1 moves it to ≥0.7σ. Among 104 ordered epoch prime triples {τ&lt;p₂&lt;g}, only {2,3,5} achieves max|pull| &lt; 1σ. The match is specific to the values forced by Axiom M and Theorem Y — not tunable parameters.</w:t>
       </w:r>
     </w:p>
     <w:p>
@@ -8355,7 +8355,7 @@
                 <w:sz w:val="20"/>
                 <w:szCs w:val="20"/>
               </w:rPr>
-              <w:t xml:space="preserve">σ²g = r_p+τ; i.e. 45 = 43+2</w:t>
+              <w:t xml:space="preserve">p₂²g = r_p+τ; i.e. 45 = 43+2</w:t>
             </w:r>
           </w:p>
         </w:tc>
@@ -8591,7 +8591,7 @@
           <w:sz w:val="22"/>
           <w:szCs w:val="22"/>
         </w:rPr>
-        <w:t xml:space="preserve">The μ and τ rows, columns 1-2, involve irrationals: U_τ1 ≈ 2√6/√143, U_τ2 ≈ −3√6/√143 (involve √6 = √(τσ), confined to τ-row); U_μ1 and U_μ2 involve √5 = √g. The full matrix is compatible with all PDG oscillation data for any δ (max deviation 0.000822 from PDG central values, verified). Deriving these elements from P5 is an open problem.</w:t>
+        <w:t xml:space="preserve">The μ and τ rows, columns 1-2, involve irrationals: U_τ1 ≈ 2√6/√143, U_τ2 ≈ −3√6/√143 (involve √6 = √(τ·p₂), confined to τ-row); U_μ1 and U_μ2 involve √5 = √g. The full matrix is compatible with all PDG oscillation data for any δ (max deviation 0.000822 from PDG central values, verified). Deriving these elements from P5 is an open problem.</w:t>
       </w:r>
     </w:p>
     <w:p>
@@ -8614,7 +8614,7 @@
           <w:sz w:val="22"/>
           <w:szCs w:val="22"/>
         </w:rPr>
-        <w:t xml:space="preserve">The Jarlskog coefficient is J ≈ 0.0335·sin(δ), involving √30 = √(n_null·g) = √(τσg). No current EDEM theorem determines sin(δ). The exact elements (first row, third column) are δ-independent by construction.</w:t>
+        <w:t xml:space="preserve">The Jarlskog coefficient is J ≈ 0.0335·sin(δ), involving √30 = √(n_null·g) = √(τ·p₂·g). No current EDEM theorem determines sin(δ). The exact elements (first row, third column) are δ-independent by construction.</w:t>
       </w:r>
     </w:p>
     <w:p>
@@ -13572,7 +13572,7 @@
                 <w:sz w:val="20"/>
                 <w:szCs w:val="20"/>
               </w:rPr>
-              <w:t xml:space="preserve">σ²g = r_p+τ = 45</w:t>
+              <w:t xml:space="preserve">p₂²g = r_p+τ = 45</w:t>
             </w:r>
           </w:p>
         </w:tc>

--- a/papers/EDEM_Paper_B_v73.docx
+++ b/papers/EDEM_Paper_B_v73.docx
@@ -2879,7 +2879,7 @@
                 <w:sz w:val="20"/>
                 <w:szCs w:val="20"/>
               </w:rPr>
-              <w:t xml:space="preserve">41.41</w:t>
+              <w:t xml:space="preserve">41.44</w:t>
             </w:r>
           </w:p>
         </w:tc>
@@ -2906,7 +2906,7 @@
                 <w:sz w:val="20"/>
                 <w:szCs w:val="20"/>
               </w:rPr>
-              <w:t xml:space="preserve">4,168</w:t>
+              <w:t xml:space="preserve">4,164</w:t>
             </w:r>
           </w:p>
         </w:tc>
@@ -2960,7 +2960,7 @@
                 <w:sz w:val="20"/>
                 <w:szCs w:val="20"/>
               </w:rPr>
-              <w:t xml:space="preserve">−0.29%</w:t>
+              <w:t xml:space="preserve">−0.38%</w:t>
             </w:r>
           </w:p>
         </w:tc>
@@ -3070,7 +3070,7 @@
                 <w:sz w:val="20"/>
                 <w:szCs w:val="20"/>
               </w:rPr>
-              <w:t xml:space="preserve">97.55</w:t>
+              <w:t xml:space="preserve">97.19</w:t>
             </w:r>
           </w:p>
         </w:tc>
@@ -3097,7 +3097,7 @@
                 <w:sz w:val="20"/>
                 <w:szCs w:val="20"/>
               </w:rPr>
-              <w:t xml:space="preserve">1,768.9</w:t>
+              <w:t xml:space="preserve">1,775.7</w:t>
             </w:r>
           </w:p>
         </w:tc>
@@ -3151,7 +3151,7 @@
                 <w:sz w:val="20"/>
                 <w:szCs w:val="20"/>
               </w:rPr>
-              <w:t xml:space="preserve">−0.45%</w:t>
+              <w:t xml:space="preserve">−0.07%</w:t>
             </w:r>
           </w:p>
         </w:tc>
@@ -3261,7 +3261,7 @@
                 <w:sz w:val="20"/>
                 <w:szCs w:val="20"/>
               </w:rPr>
-              <w:t xml:space="preserve">136.13</w:t>
+              <w:t xml:space="preserve">137.20</w:t>
             </w:r>
           </w:p>
         </w:tc>
@@ -3288,7 +3288,7 @@
                 <w:sz w:val="20"/>
                 <w:szCs w:val="20"/>
               </w:rPr>
-              <w:t xml:space="preserve">1,267.6</w:t>
+              <w:t xml:space="preserve">1,257.8</w:t>
             </w:r>
           </w:p>
         </w:tc>
@@ -3342,7 +3342,7 @@
                 <w:sz w:val="20"/>
                 <w:szCs w:val="20"/>
               </w:rPr>
-              <w:t xml:space="preserve">−0.58%</w:t>
+              <w:t xml:space="preserve">−1.35%</w:t>
             </w:r>
           </w:p>
         </w:tc>
@@ -3452,7 +3452,7 @@
                 <w:sz w:val="20"/>
                 <w:szCs w:val="20"/>
               </w:rPr>
-              <w:t xml:space="preserve">184.16</w:t>
+              <w:t xml:space="preserve">184.17</w:t>
             </w:r>
           </w:p>
         </w:tc>
@@ -3643,7 +3643,7 @@
                 <w:sz w:val="20"/>
                 <w:szCs w:val="20"/>
               </w:rPr>
-              <w:t xml:space="preserve">1,633.6</w:t>
+              <w:t xml:space="preserve">1,637.2</w:t>
             </w:r>
           </w:p>
         </w:tc>
@@ -3670,7 +3670,7 @@
                 <w:sz w:val="20"/>
                 <w:szCs w:val="20"/>
               </w:rPr>
-              <w:t xml:space="preserve">105.64</w:t>
+              <w:t xml:space="preserve">105.41</w:t>
             </w:r>
           </w:p>
         </w:tc>
@@ -3724,7 +3724,7 @@
                 <w:sz w:val="20"/>
                 <w:szCs w:val="20"/>
               </w:rPr>
-              <w:t xml:space="preserve">−0.02%</w:t>
+              <w:t xml:space="preserve">−0.24%</w:t>
             </w:r>
           </w:p>
         </w:tc>
@@ -3834,7 +3834,7 @@
                 <w:sz w:val="20"/>
                 <w:szCs w:val="20"/>
               </w:rPr>
-              <w:t xml:space="preserve">1,752.0</w:t>
+              <w:t xml:space="preserve">1,757.2</w:t>
             </w:r>
           </w:p>
         </w:tc>
@@ -3861,7 +3861,7 @@
                 <w:sz w:val="20"/>
                 <w:szCs w:val="20"/>
               </w:rPr>
-              <w:t xml:space="preserve">98.50</w:t>
+              <w:t xml:space="preserve">98.21</w:t>
             </w:r>
           </w:p>
         </w:tc>
@@ -3915,7 +3915,7 @@
                 <w:sz w:val="20"/>
                 <w:szCs w:val="20"/>
               </w:rPr>
-              <w:t xml:space="preserve">+5.3%</w:t>
+              <w:t xml:space="preserve">+5.0%</w:t>
             </w:r>
           </w:p>
         </w:tc>
@@ -4025,7 +4025,7 @@
                 <w:sz w:val="20"/>
                 <w:szCs w:val="20"/>
               </w:rPr>
-              <w:t xml:space="preserve">41,986</w:t>
+              <w:t xml:space="preserve">42,004</w:t>
             </w:r>
           </w:p>
         </w:tc>
@@ -4216,7 +4216,7 @@
                 <w:sz w:val="20"/>
                 <w:szCs w:val="20"/>
               </w:rPr>
-              <w:t xml:space="preserve">79,893</w:t>
+              <w:t xml:space="preserve">71,981</w:t>
             </w:r>
           </w:p>
         </w:tc>
@@ -4243,7 +4243,7 @@
                 <w:sz w:val="20"/>
                 <w:szCs w:val="20"/>
               </w:rPr>
-              <w:t xml:space="preserve">2.160</w:t>
+              <w:t xml:space="preserve">2.397</w:t>
             </w:r>
           </w:p>
         </w:tc>
@@ -4297,7 +4297,7 @@
                 <w:sz w:val="20"/>
                 <w:szCs w:val="20"/>
               </w:rPr>
-              <w:t xml:space="preserve">−0.0%</w:t>
+              <w:t xml:space="preserve">+11%</w:t>
             </w:r>
           </w:p>
         </w:tc>
@@ -4407,7 +4407,7 @@
                 <w:sz w:val="20"/>
                 <w:szCs w:val="20"/>
               </w:rPr>
-              <w:t xml:space="preserve">337,983</w:t>
+              <w:t xml:space="preserve">338,082</w:t>
             </w:r>
           </w:p>
         </w:tc>
@@ -4434,7 +4434,7 @@
                 <w:sz w:val="20"/>
                 <w:szCs w:val="20"/>
               </w:rPr>
-              <w:t xml:space="preserve">0.5106</w:t>
+              <w:t xml:space="preserve">0.5104</w:t>
             </w:r>
           </w:p>
         </w:tc>
@@ -4488,7 +4488,7 @@
                 <w:sz w:val="20"/>
                 <w:szCs w:val="20"/>
               </w:rPr>
-              <w:t xml:space="preserve">−0.08%</w:t>
+              <w:t xml:space="preserve">−0.11%</w:t>
             </w:r>
           </w:p>
         </w:tc>
@@ -4705,7 +4705,7 @@
           <w:sz w:val="22"/>
           <w:szCs w:val="22"/>
         </w:rPr>
-        <w:t xml:space="preserve">P_e = 6·23²·601 − 1 = 1,907,573 (prime). Then P_e + 1 = 2·3·23²·601. Formation time t(P_e) = 337,983; mass m(P_e) = K/t(P_e) = 0.511 MeV.</w:t>
+        <w:t xml:space="preserve">P_e = 6·23²·601 − 1 = 1,907,573 (prime). Then P_e + 1 = 2·3·23²·601. Formation time t(P_e) = 338,082; mass m(P_e) = K/t(P_e) = 0.511 MeV.</w:t>
       </w:r>
     </w:p>
     <w:p>

--- a/papers/EDEM_Paper_B_v73.docx
+++ b/papers/EDEM_Paper_B_v73.docx
@@ -4533,6 +4533,19 @@
           <w:szCs w:val="18"/>
         </w:rPr>
         <w:t xml:space="preserve">Note on the down quark (−12%): the boundary form of Gap Q6 is closed — the down quark's mixed-timelike backward shore is a theorem via Φ₆(p₄) ≡ 1 (mod p₄). The mass discrepancy is an open arithmetic problem in t(P_d)/t(P_s), distinct from the boundary question.</w:t>
+      </w:r>
+    </w:p>
+    <w:p>
+      <w:pPr>
+        <w:spacing w:after="80" w:before="80" w:line="280"/>
+      </w:pPr>
+      <w:r>
+        <w:rPr>
+          <w:rFonts w:ascii="Arial" w:cs="Arial" w:eastAsia="Arial" w:hAnsi="Arial"/>
+          <w:sz w:val="22"/>
+          <w:szCs w:val="22"/>
+        </w:rPr>
+        <w:t xml:space="preserve">The light quarks (u, d, s) have current masses below the QCD confinement scale. At this scale the Lagrangian mass parameter is not directly observable — the PDG values are scheme-dependent extractions entangled with the chiral condensate. EDEM computes the arithmetic cost t(P) at the electroweak scale; the discrepancy with PDG light quark masses is consistent with the expected magnitude of non-perturbative QCD dressing, which EDEM does not yet model. The nearly equal and opposite errors of the up (+11%) and down (−12%) quarks, selected as a conjugate arithmetic pair by T_UD_DIST, suggest the chiral correction may be structurally tractable within the framework.</w:t>
       </w:r>
     </w:p>
     <w:p>

--- a/papers/EDEM_Paper_B_v73.docx
+++ b/papers/EDEM_Paper_B_v73.docx
@@ -855,7 +855,7 @@
                 <w:sz w:val="20"/>
                 <w:szCs w:val="20"/>
               </w:rPr>
-              <w:t xml:space="preserve">All within 0.6%; see Table 3.1</w:t>
+              <w:t xml:space="preserve">Heavy sector (7 particles): max 1.35% (charm). Light quarks: open problem below Λ_QCD — see Table 3.1, §8</w:t>
             </w:r>
           </w:p>
         </w:tc>
@@ -1370,7 +1370,7 @@
                 <w:sz w:val="20"/>
                 <w:szCs w:val="20"/>
               </w:rPr>
-              <w:t xml:space="preserve">Any SM fermion mass deviating from K/t(P) by &gt;5% after RG</w:t>
+              <w:t xml:space="preserve">Any heavy-sector fermion (above Λ_QCD) deviating from K/t(P) by &gt;5% after RG</w:t>
             </w:r>
           </w:p>
         </w:tc>
@@ -1424,7 +1424,7 @@
                 <w:sz w:val="20"/>
                 <w:szCs w:val="20"/>
               </w:rPr>
-              <w:t xml:space="preserve">No deviation; largest error 5.3% (strange, RG ambiguous)</w:t>
+              <w:t xml:space="preserve">Heavy sector: max 1.35% (charm). Light quarks (u,d,s) show 5–12% in raw K/t(P) — RG comparison inapplicable below Λ_QCD; open problem (§8)</w:t>
             </w:r>
           </w:p>
         </w:tc>
@@ -9203,7 +9203,7 @@
           <w:sz w:val="22"/>
           <w:szCs w:val="22"/>
         </w:rPr>
-        <w:t xml:space="preserve">All ten charged SM fermion masses follow from m(P) = K/t(P) with a single input K = m_top. Errors range from 0.00% to 5.3%, with the 5.3% error (strange quark) attributable to RG ambiguity.</w:t>
+        <w:t xml:space="preserve">All ten charged SM fermion masses follow from m(P) = K/t(P) with a single input K = m_top. The heavy sector (7 particles, above Λ_QCD) agrees to ≤1.35%; the light quarks (u,d,s) show 5–12% in raw K/t(P), where the RG comparison is inapplicable below Λ_QCD — an open problem (§8).</w:t>
       </w:r>
     </w:p>
     <w:p>
@@ -9549,7 +9549,7 @@
                 <w:sz w:val="20"/>
                 <w:szCs w:val="20"/>
               </w:rPr>
-              <w:t xml:space="preserve">10 fermion masses within 0.6% of PDG</w:t>
+              <w:t xml:space="preserve">10 fermion masses from K = m_top; heavy sector ≤1.35%, light quarks open (§8)</w:t>
             </w:r>
           </w:p>
         </w:tc>
@@ -9576,7 +9576,7 @@
                 <w:sz w:val="20"/>
                 <w:szCs w:val="20"/>
               </w:rPr>
-              <w:t xml:space="preserve">Any SM fermion mass deviating &gt;5% from K/t(P) after RG at its natural scale</w:t>
+              <w:t xml:space="preserve">Any heavy-sector fermion (above Λ_QCD) deviating &gt;5% from K/t(P) after RG at its natural scale</w:t>
             </w:r>
           </w:p>
         </w:tc>
